--- a/downloads/A股短线候选_2026-09-07.docx
+++ b/downloads/A股短线候选_2026-09-07.docx
@@ -402,7 +402,7 @@
         <w:pStyle w:val="Heading1"/>
       </w:pPr>
       <w:r>
-        <w:t>优先观察（4 只）</w:t>
+        <w:t>优先观察（3 只）</w:t>
       </w:r>
     </w:p>
     <w:tbl>
@@ -851,113 +851,6 @@
                 <w:b w:val="0"/>
               </w:rPr>
               <w:t>站上5/10/20日线、MACD在0轴上方、KDJ金叉。次日不追高，等回踩1.63/1.56附近不破并转强，可短线关注。</w:t>
-            </w:r>
-          </w:p>
-        </w:tc>
-      </w:tr>
-      <w:tr>
-        <w:tc>
-          <w:tcPr>
-            <w:tcW w:type="dxa" w:w="1378"/>
-          </w:tcPr>
-          <w:p>
-            <w:r/>
-            <w:r>
-              <w:rPr>
-                <w:rFonts w:ascii="Microsoft YaHei" w:hAnsi="Microsoft YaHei" w:eastAsia="Microsoft YaHei"/>
-                <w:b w:val="0"/>
-              </w:rPr>
-              <w:t>002181</w:t>
-            </w:r>
-          </w:p>
-        </w:tc>
-        <w:tc>
-          <w:tcPr>
-            <w:tcW w:type="dxa" w:w="1378"/>
-          </w:tcPr>
-          <w:p>
-            <w:r/>
-            <w:r>
-              <w:rPr>
-                <w:rFonts w:ascii="Microsoft YaHei" w:hAnsi="Microsoft YaHei" w:eastAsia="Microsoft YaHei"/>
-                <w:b w:val="0"/>
-              </w:rPr>
-              <w:t>粤 传 媒</w:t>
-            </w:r>
-          </w:p>
-        </w:tc>
-        <w:tc>
-          <w:tcPr>
-            <w:tcW w:type="dxa" w:w="1378"/>
-          </w:tcPr>
-          <w:p>
-            <w:r/>
-            <w:r>
-              <w:rPr>
-                <w:rFonts w:ascii="Microsoft YaHei" w:hAnsi="Microsoft YaHei" w:eastAsia="Microsoft YaHei"/>
-                <w:b w:val="0"/>
-              </w:rPr>
-              <w:t>9.79</w:t>
-            </w:r>
-          </w:p>
-        </w:tc>
-        <w:tc>
-          <w:tcPr>
-            <w:tcW w:type="dxa" w:w="1378"/>
-          </w:tcPr>
-          <w:p>
-            <w:r/>
-            <w:r>
-              <w:rPr>
-                <w:rFonts w:ascii="Microsoft YaHei" w:hAnsi="Microsoft YaHei" w:eastAsia="Microsoft YaHei"/>
-                <w:b w:val="0"/>
-              </w:rPr>
-              <w:t>+3.05%</w:t>
-            </w:r>
-          </w:p>
-        </w:tc>
-        <w:tc>
-          <w:tcPr>
-            <w:tcW w:type="dxa" w:w="1378"/>
-          </w:tcPr>
-          <w:p>
-            <w:r/>
-            <w:r>
-              <w:rPr>
-                <w:rFonts w:ascii="Microsoft YaHei" w:hAnsi="Microsoft YaHei" w:eastAsia="Microsoft YaHei"/>
-                <w:b w:val="0"/>
-              </w:rPr>
-              <w:t>8.02%</w:t>
-            </w:r>
-          </w:p>
-        </w:tc>
-        <w:tc>
-          <w:tcPr>
-            <w:tcW w:type="dxa" w:w="1378"/>
-          </w:tcPr>
-          <w:p>
-            <w:r/>
-            <w:r>
-              <w:rPr>
-                <w:rFonts w:ascii="Microsoft YaHei" w:hAnsi="Microsoft YaHei" w:eastAsia="Microsoft YaHei"/>
-                <w:b w:val="0"/>
-              </w:rPr>
-              <w:t>二买/三买候选</w:t>
-            </w:r>
-          </w:p>
-        </w:tc>
-        <w:tc>
-          <w:tcPr>
-            <w:tcW w:type="dxa" w:w="1378"/>
-          </w:tcPr>
-          <w:p>
-            <w:r/>
-            <w:r>
-              <w:rPr>
-                <w:rFonts w:ascii="Microsoft YaHei" w:hAnsi="Microsoft YaHei" w:eastAsia="Microsoft YaHei"/>
-                <w:b w:val="0"/>
-              </w:rPr>
-              <w:t>站上5/10/20日线、MACD在0轴上方、KDJ拐头。次日不追高，等回踩9.61/9.03附近不破并转强，可短线关注。</w:t>
             </w:r>
           </w:p>
         </w:tc>
